--- a/RashidBioGraphy.docx
+++ b/RashidBioGraphy.docx
@@ -14,6 +14,16 @@
       <w:r>
         <w:t>. У меня все хорошо. Всем желаю такого-же.</w:t>
       </w:r>
+      <w:r>
+        <w:t xml:space="preserve"> Хорошего дня</w:t>
+      </w:r>
+    </w:p>
+    <w:p>
+      <w:pPr>
+        <w:rPr>
+          <w:lang w:val="en-US"/>
+        </w:rPr>
+      </w:pPr>
       <w:bookmarkStart w:id="0" w:name="_GoBack"/>
       <w:bookmarkEnd w:id="0"/>
     </w:p>
